--- a/relatorios/gerador-imrad-microdados/saida/deep_dive_gol_imrad.docx
+++ b/relatorios/gerador-imrad-microdados/saida/deep_dive_gol_imrad.docx
@@ -1340,6 +1340,105 @@
           <w:color w:val="002060"/>
           <w:sz w:val="22"/>
         </w:rPr>
+        <w:t>Aeroportos identificados por IATA no texto e nas figuras, ICAO como rastro.</w:t>
+      </w:r>
+      <w:r>
+        <w:rPr>
+          <w:rFonts w:ascii="Calibri" w:hAnsi="Calibri"/>
+          <w:color w:val="002060"/>
+          <w:sz w:val="22"/>
+        </w:rPr>
+        <w:t xml:space="preserve"> A fonte (Básica e VRA) carrega o código ICAO de quatro letras (</w:t>
+      </w:r>
+      <w:r>
+        <w:rPr>
+          <w:rFonts w:ascii="Consolas" w:hAnsi="Consolas"/>
+          <w:color w:val="002060"/>
+          <w:sz w:val="22"/>
+        </w:rPr>
+        <w:t>SBGR</w:t>
+      </w:r>
+      <w:r>
+        <w:rPr>
+          <w:rFonts w:ascii="Calibri" w:hAnsi="Calibri"/>
+          <w:color w:val="002060"/>
+          <w:sz w:val="22"/>
+        </w:rPr>
+        <w:t xml:space="preserve">, </w:t>
+      </w:r>
+      <w:r>
+        <w:rPr>
+          <w:rFonts w:ascii="Consolas" w:hAnsi="Consolas"/>
+          <w:color w:val="002060"/>
+          <w:sz w:val="22"/>
+        </w:rPr>
+        <w:t>SBSP</w:t>
+      </w:r>
+      <w:r>
+        <w:rPr>
+          <w:rFonts w:ascii="Calibri" w:hAnsi="Calibri"/>
+          <w:color w:val="002060"/>
+          <w:sz w:val="22"/>
+        </w:rPr>
+        <w:t>); a tradução para o código IATA de três (</w:t>
+      </w:r>
+      <w:r>
+        <w:rPr>
+          <w:rFonts w:ascii="Consolas" w:hAnsi="Consolas"/>
+          <w:color w:val="002060"/>
+          <w:sz w:val="22"/>
+        </w:rPr>
+        <w:t>GRU</w:t>
+      </w:r>
+      <w:r>
+        <w:rPr>
+          <w:rFonts w:ascii="Calibri" w:hAnsi="Calibri"/>
+          <w:color w:val="002060"/>
+          <w:sz w:val="22"/>
+        </w:rPr>
+        <w:t xml:space="preserve">, </w:t>
+      </w:r>
+      <w:r>
+        <w:rPr>
+          <w:rFonts w:ascii="Consolas" w:hAnsi="Consolas"/>
+          <w:color w:val="002060"/>
+          <w:sz w:val="22"/>
+        </w:rPr>
+        <w:t>CGH</w:t>
+      </w:r>
+      <w:r>
+        <w:rPr>
+          <w:rFonts w:ascii="Calibri" w:hAnsi="Calibri"/>
+          <w:color w:val="002060"/>
+          <w:sz w:val="22"/>
+        </w:rPr>
+        <w:t>) é feita no ponto de carga contra a dimensão de aeródromos, preservando a coluna original ao lado. As tabelas deste relatório trazem os dois. Quando não há IATA utilizável na dimensão, o rótulo volta a ser o ICAO: são poucos casos, e o maior deles tem 676 etapas.</w:t>
+      </w:r>
+    </w:p>
+    <w:p>
+      <w:pPr>
+        <w:tabs>
+          <w:tab w:pos="360" w:val="left"/>
+        </w:tabs>
+        <w:spacing w:after="40"/>
+        <w:ind w:left="360" w:hanging="360"/>
+      </w:pPr>
+      <w:r>
+        <w:rPr>
+          <w:rFonts w:ascii="Calibri" w:hAnsi="Calibri"/>
+          <w:color w:val="002060"/>
+          <w:sz w:val="22"/>
+        </w:rPr>
+        <w:t>7.</w:t>
+        <w:tab/>
+      </w:r>
+      <w:r>
+        <w:rPr>
+          <w:rFonts w:ascii="Calibri" w:hAnsi="Calibri"/>
+          <w:b/>
+          <w:color w:val="002060"/>
+          <w:sz w:val="22"/>
+        </w:rPr>
         <w:t>Pernoite legítimo aparece como outlier estatístico.</w:t>
       </w:r>
       <w:r>
@@ -3030,7 +3129,7 @@
                 <w:color w:val="002060"/>
                 <w:sz w:val="19"/>
               </w:rPr>
-              <w:t>ICAO</w:t>
+              <w:t>IATA</w:t>
             </w:r>
           </w:p>
         </w:tc>
@@ -3047,7 +3146,7 @@
                 <w:color w:val="002060"/>
                 <w:sz w:val="19"/>
               </w:rPr>
-              <w:t>IATA</w:t>
+              <w:t>ICAO</w:t>
             </w:r>
           </w:p>
         </w:tc>
@@ -3115,22 +3214,22 @@
                 <w:color w:val="1A1A2E"/>
                 <w:sz w:val="19"/>
               </w:rPr>
+              <w:t>CKS</w:t>
+            </w:r>
+          </w:p>
+        </w:tc>
+        <w:tc>
+          <w:tcPr>
+            <w:tcW w:type="dxa" w:w="1814"/>
+          </w:tcPr>
+          <w:p>
+            <w:r>
+              <w:rPr>
+                <w:rFonts w:ascii="Calibri" w:hAnsi="Calibri"/>
+                <w:color w:val="1A1A2E"/>
+                <w:sz w:val="19"/>
+              </w:rPr>
               <w:t>SBCJ</w:t>
-            </w:r>
-          </w:p>
-        </w:tc>
-        <w:tc>
-          <w:tcPr>
-            <w:tcW w:type="dxa" w:w="1814"/>
-          </w:tcPr>
-          <w:p>
-            <w:r>
-              <w:rPr>
-                <w:rFonts w:ascii="Calibri" w:hAnsi="Calibri"/>
-                <w:color w:val="1A1A2E"/>
-                <w:sz w:val="19"/>
-              </w:rPr>
-              <w:t>CKS</w:t>
             </w:r>
           </w:p>
         </w:tc>
@@ -3192,22 +3291,22 @@
                 <w:color w:val="1A1A2E"/>
                 <w:sz w:val="19"/>
               </w:rPr>
+              <w:t>PPB</w:t>
+            </w:r>
+          </w:p>
+        </w:tc>
+        <w:tc>
+          <w:tcPr>
+            <w:tcW w:type="dxa" w:w="1814"/>
+          </w:tcPr>
+          <w:p>
+            <w:r>
+              <w:rPr>
+                <w:rFonts w:ascii="Calibri" w:hAnsi="Calibri"/>
+                <w:color w:val="1A1A2E"/>
+                <w:sz w:val="19"/>
+              </w:rPr>
               <w:t>SBDN</w:t>
-            </w:r>
-          </w:p>
-        </w:tc>
-        <w:tc>
-          <w:tcPr>
-            <w:tcW w:type="dxa" w:w="1814"/>
-          </w:tcPr>
-          <w:p>
-            <w:r>
-              <w:rPr>
-                <w:rFonts w:ascii="Calibri" w:hAnsi="Calibri"/>
-                <w:color w:val="1A1A2E"/>
-                <w:sz w:val="19"/>
-              </w:rPr>
-              <w:t>PPB</w:t>
             </w:r>
           </w:p>
         </w:tc>
@@ -3269,22 +3368,22 @@
                 <w:color w:val="1A1A2E"/>
                 <w:sz w:val="19"/>
               </w:rPr>
+              <w:t>CPV</w:t>
+            </w:r>
+          </w:p>
+        </w:tc>
+        <w:tc>
+          <w:tcPr>
+            <w:tcW w:type="dxa" w:w="1814"/>
+          </w:tcPr>
+          <w:p>
+            <w:r>
+              <w:rPr>
+                <w:rFonts w:ascii="Calibri" w:hAnsi="Calibri"/>
+                <w:color w:val="1A1A2E"/>
+                <w:sz w:val="19"/>
+              </w:rPr>
               <w:t>SBKG</w:t>
-            </w:r>
-          </w:p>
-        </w:tc>
-        <w:tc>
-          <w:tcPr>
-            <w:tcW w:type="dxa" w:w="1814"/>
-          </w:tcPr>
-          <w:p>
-            <w:r>
-              <w:rPr>
-                <w:rFonts w:ascii="Calibri" w:hAnsi="Calibri"/>
-                <w:color w:val="1A1A2E"/>
-                <w:sz w:val="19"/>
-              </w:rPr>
-              <w:t>CPV</w:t>
             </w:r>
           </w:p>
         </w:tc>
@@ -3346,22 +3445,22 @@
                 <w:color w:val="1A1A2E"/>
                 <w:sz w:val="19"/>
               </w:rPr>
+              <w:t>LDB</w:t>
+            </w:r>
+          </w:p>
+        </w:tc>
+        <w:tc>
+          <w:tcPr>
+            <w:tcW w:type="dxa" w:w="1814"/>
+          </w:tcPr>
+          <w:p>
+            <w:r>
+              <w:rPr>
+                <w:rFonts w:ascii="Calibri" w:hAnsi="Calibri"/>
+                <w:color w:val="1A1A2E"/>
+                <w:sz w:val="19"/>
+              </w:rPr>
               <w:t>SBLO</w:t>
-            </w:r>
-          </w:p>
-        </w:tc>
-        <w:tc>
-          <w:tcPr>
-            <w:tcW w:type="dxa" w:w="1814"/>
-          </w:tcPr>
-          <w:p>
-            <w:r>
-              <w:rPr>
-                <w:rFonts w:ascii="Calibri" w:hAnsi="Calibri"/>
-                <w:color w:val="1A1A2E"/>
-                <w:sz w:val="19"/>
-              </w:rPr>
-              <w:t>LDB</w:t>
             </w:r>
           </w:p>
         </w:tc>
@@ -3423,22 +3522,22 @@
                 <w:color w:val="1A1A2E"/>
                 <w:sz w:val="19"/>
               </w:rPr>
+              <w:t>UDI</w:t>
+            </w:r>
+          </w:p>
+        </w:tc>
+        <w:tc>
+          <w:tcPr>
+            <w:tcW w:type="dxa" w:w="1814"/>
+          </w:tcPr>
+          <w:p>
+            <w:r>
+              <w:rPr>
+                <w:rFonts w:ascii="Calibri" w:hAnsi="Calibri"/>
+                <w:color w:val="1A1A2E"/>
+                <w:sz w:val="19"/>
+              </w:rPr>
               <w:t>SBUL</w:t>
-            </w:r>
-          </w:p>
-        </w:tc>
-        <w:tc>
-          <w:tcPr>
-            <w:tcW w:type="dxa" w:w="1814"/>
-          </w:tcPr>
-          <w:p>
-            <w:r>
-              <w:rPr>
-                <w:rFonts w:ascii="Calibri" w:hAnsi="Calibri"/>
-                <w:color w:val="1A1A2E"/>
-                <w:sz w:val="19"/>
-              </w:rPr>
-              <w:t>UDI</w:t>
             </w:r>
           </w:p>
         </w:tc>
@@ -3500,22 +3599,22 @@
                 <w:color w:val="1A1A2E"/>
                 <w:sz w:val="19"/>
               </w:rPr>
+              <w:t>SJK</w:t>
+            </w:r>
+          </w:p>
+        </w:tc>
+        <w:tc>
+          <w:tcPr>
+            <w:tcW w:type="dxa" w:w="1814"/>
+          </w:tcPr>
+          <w:p>
+            <w:r>
+              <w:rPr>
+                <w:rFonts w:ascii="Calibri" w:hAnsi="Calibri"/>
+                <w:color w:val="1A1A2E"/>
+                <w:sz w:val="19"/>
+              </w:rPr>
               <w:t>SBSJ</w:t>
-            </w:r>
-          </w:p>
-        </w:tc>
-        <w:tc>
-          <w:tcPr>
-            <w:tcW w:type="dxa" w:w="1814"/>
-          </w:tcPr>
-          <w:p>
-            <w:r>
-              <w:rPr>
-                <w:rFonts w:ascii="Calibri" w:hAnsi="Calibri"/>
-                <w:color w:val="1A1A2E"/>
-                <w:sz w:val="19"/>
-              </w:rPr>
-              <w:t>SJK</w:t>
             </w:r>
           </w:p>
         </w:tc>
@@ -3577,22 +3676,22 @@
                 <w:color w:val="1A1A2E"/>
                 <w:sz w:val="19"/>
               </w:rPr>
+              <w:t>BVB</w:t>
+            </w:r>
+          </w:p>
+        </w:tc>
+        <w:tc>
+          <w:tcPr>
+            <w:tcW w:type="dxa" w:w="1814"/>
+          </w:tcPr>
+          <w:p>
+            <w:r>
+              <w:rPr>
+                <w:rFonts w:ascii="Calibri" w:hAnsi="Calibri"/>
+                <w:color w:val="1A1A2E"/>
+                <w:sz w:val="19"/>
+              </w:rPr>
               <w:t>SBBV</w:t>
-            </w:r>
-          </w:p>
-        </w:tc>
-        <w:tc>
-          <w:tcPr>
-            <w:tcW w:type="dxa" w:w="1814"/>
-          </w:tcPr>
-          <w:p>
-            <w:r>
-              <w:rPr>
-                <w:rFonts w:ascii="Calibri" w:hAnsi="Calibri"/>
-                <w:color w:val="1A1A2E"/>
-                <w:sz w:val="19"/>
-              </w:rPr>
-              <w:t>BVB</w:t>
             </w:r>
           </w:p>
         </w:tc>
@@ -3654,22 +3753,22 @@
                 <w:color w:val="1A1A2E"/>
                 <w:sz w:val="19"/>
               </w:rPr>
+              <w:t>VVI</w:t>
+            </w:r>
+          </w:p>
+        </w:tc>
+        <w:tc>
+          <w:tcPr>
+            <w:tcW w:type="dxa" w:w="1814"/>
+          </w:tcPr>
+          <w:p>
+            <w:r>
+              <w:rPr>
+                <w:rFonts w:ascii="Calibri" w:hAnsi="Calibri"/>
+                <w:color w:val="1A1A2E"/>
+                <w:sz w:val="19"/>
+              </w:rPr>
               <w:t>SLVR</w:t>
-            </w:r>
-          </w:p>
-        </w:tc>
-        <w:tc>
-          <w:tcPr>
-            <w:tcW w:type="dxa" w:w="1814"/>
-          </w:tcPr>
-          <w:p>
-            <w:r>
-              <w:rPr>
-                <w:rFonts w:ascii="Calibri" w:hAnsi="Calibri"/>
-                <w:color w:val="1A1A2E"/>
-                <w:sz w:val="19"/>
-              </w:rPr>
-              <w:t>VVI</w:t>
             </w:r>
           </w:p>
         </w:tc>
@@ -3731,22 +3830,22 @@
                 <w:color w:val="1A1A2E"/>
                 <w:sz w:val="19"/>
               </w:rPr>
+              <w:t>MOC</w:t>
+            </w:r>
+          </w:p>
+        </w:tc>
+        <w:tc>
+          <w:tcPr>
+            <w:tcW w:type="dxa" w:w="1814"/>
+          </w:tcPr>
+          <w:p>
+            <w:r>
+              <w:rPr>
+                <w:rFonts w:ascii="Calibri" w:hAnsi="Calibri"/>
+                <w:color w:val="1A1A2E"/>
+                <w:sz w:val="19"/>
+              </w:rPr>
               <w:t>SBMK</w:t>
-            </w:r>
-          </w:p>
-        </w:tc>
-        <w:tc>
-          <w:tcPr>
-            <w:tcW w:type="dxa" w:w="1814"/>
-          </w:tcPr>
-          <w:p>
-            <w:r>
-              <w:rPr>
-                <w:rFonts w:ascii="Calibri" w:hAnsi="Calibri"/>
-                <w:color w:val="1A1A2E"/>
-                <w:sz w:val="19"/>
-              </w:rPr>
-              <w:t>MOC</w:t>
             </w:r>
           </w:p>
         </w:tc>
@@ -4387,7 +4486,7 @@
                 <w:color w:val="002060"/>
                 <w:sz w:val="19"/>
               </w:rPr>
-              <w:t>ICAO</w:t>
+              <w:t>IATA</w:t>
             </w:r>
           </w:p>
         </w:tc>
@@ -4404,7 +4503,7 @@
                 <w:color w:val="002060"/>
                 <w:sz w:val="19"/>
               </w:rPr>
-              <w:t>IATA</w:t>
+              <w:t>ICAO</w:t>
             </w:r>
           </w:p>
         </w:tc>
@@ -4540,22 +4639,22 @@
                 <w:color w:val="1A1A2E"/>
                 <w:sz w:val="19"/>
               </w:rPr>
+              <w:t>CGH</w:t>
+            </w:r>
+          </w:p>
+        </w:tc>
+        <w:tc>
+          <w:tcPr>
+            <w:tcW w:type="dxa" w:w="1008"/>
+          </w:tcPr>
+          <w:p>
+            <w:r>
+              <w:rPr>
+                <w:rFonts w:ascii="Calibri" w:hAnsi="Calibri"/>
+                <w:color w:val="1A1A2E"/>
+                <w:sz w:val="19"/>
+              </w:rPr>
               <w:t>SBSP</w:t>
-            </w:r>
-          </w:p>
-        </w:tc>
-        <w:tc>
-          <w:tcPr>
-            <w:tcW w:type="dxa" w:w="1008"/>
-          </w:tcPr>
-          <w:p>
-            <w:r>
-              <w:rPr>
-                <w:rFonts w:ascii="Calibri" w:hAnsi="Calibri"/>
-                <w:color w:val="1A1A2E"/>
-                <w:sz w:val="19"/>
-              </w:rPr>
-              <w:t>CGH</w:t>
             </w:r>
           </w:p>
         </w:tc>
@@ -4677,22 +4776,22 @@
                 <w:color w:val="1A1A2E"/>
                 <w:sz w:val="19"/>
               </w:rPr>
+              <w:t>GRU</w:t>
+            </w:r>
+          </w:p>
+        </w:tc>
+        <w:tc>
+          <w:tcPr>
+            <w:tcW w:type="dxa" w:w="1008"/>
+          </w:tcPr>
+          <w:p>
+            <w:r>
+              <w:rPr>
+                <w:rFonts w:ascii="Calibri" w:hAnsi="Calibri"/>
+                <w:color w:val="1A1A2E"/>
+                <w:sz w:val="19"/>
+              </w:rPr>
               <w:t>SBGR</w:t>
-            </w:r>
-          </w:p>
-        </w:tc>
-        <w:tc>
-          <w:tcPr>
-            <w:tcW w:type="dxa" w:w="1008"/>
-          </w:tcPr>
-          <w:p>
-            <w:r>
-              <w:rPr>
-                <w:rFonts w:ascii="Calibri" w:hAnsi="Calibri"/>
-                <w:color w:val="1A1A2E"/>
-                <w:sz w:val="19"/>
-              </w:rPr>
-              <w:t>GRU</w:t>
             </w:r>
           </w:p>
         </w:tc>
@@ -4814,22 +4913,22 @@
                 <w:color w:val="1A1A2E"/>
                 <w:sz w:val="19"/>
               </w:rPr>
+              <w:t>GIG</w:t>
+            </w:r>
+          </w:p>
+        </w:tc>
+        <w:tc>
+          <w:tcPr>
+            <w:tcW w:type="dxa" w:w="1008"/>
+          </w:tcPr>
+          <w:p>
+            <w:r>
+              <w:rPr>
+                <w:rFonts w:ascii="Calibri" w:hAnsi="Calibri"/>
+                <w:color w:val="1A1A2E"/>
+                <w:sz w:val="19"/>
+              </w:rPr>
               <w:t>SBGL</w:t>
-            </w:r>
-          </w:p>
-        </w:tc>
-        <w:tc>
-          <w:tcPr>
-            <w:tcW w:type="dxa" w:w="1008"/>
-          </w:tcPr>
-          <w:p>
-            <w:r>
-              <w:rPr>
-                <w:rFonts w:ascii="Calibri" w:hAnsi="Calibri"/>
-                <w:color w:val="1A1A2E"/>
-                <w:sz w:val="19"/>
-              </w:rPr>
-              <w:t>GIG</w:t>
             </w:r>
           </w:p>
         </w:tc>
@@ -4951,22 +5050,22 @@
                 <w:color w:val="1A1A2E"/>
                 <w:sz w:val="19"/>
               </w:rPr>
+              <w:t>BSB</w:t>
+            </w:r>
+          </w:p>
+        </w:tc>
+        <w:tc>
+          <w:tcPr>
+            <w:tcW w:type="dxa" w:w="1008"/>
+          </w:tcPr>
+          <w:p>
+            <w:r>
+              <w:rPr>
+                <w:rFonts w:ascii="Calibri" w:hAnsi="Calibri"/>
+                <w:color w:val="1A1A2E"/>
+                <w:sz w:val="19"/>
+              </w:rPr>
               <w:t>SBBR</w:t>
-            </w:r>
-          </w:p>
-        </w:tc>
-        <w:tc>
-          <w:tcPr>
-            <w:tcW w:type="dxa" w:w="1008"/>
-          </w:tcPr>
-          <w:p>
-            <w:r>
-              <w:rPr>
-                <w:rFonts w:ascii="Calibri" w:hAnsi="Calibri"/>
-                <w:color w:val="1A1A2E"/>
-                <w:sz w:val="19"/>
-              </w:rPr>
-              <w:t>BSB</w:t>
             </w:r>
           </w:p>
         </w:tc>
@@ -5088,22 +5187,22 @@
                 <w:color w:val="1A1A2E"/>
                 <w:sz w:val="19"/>
               </w:rPr>
+              <w:t>SSA</w:t>
+            </w:r>
+          </w:p>
+        </w:tc>
+        <w:tc>
+          <w:tcPr>
+            <w:tcW w:type="dxa" w:w="1008"/>
+          </w:tcPr>
+          <w:p>
+            <w:r>
+              <w:rPr>
+                <w:rFonts w:ascii="Calibri" w:hAnsi="Calibri"/>
+                <w:color w:val="1A1A2E"/>
+                <w:sz w:val="19"/>
+              </w:rPr>
               <w:t>SBSV</w:t>
-            </w:r>
-          </w:p>
-        </w:tc>
-        <w:tc>
-          <w:tcPr>
-            <w:tcW w:type="dxa" w:w="1008"/>
-          </w:tcPr>
-          <w:p>
-            <w:r>
-              <w:rPr>
-                <w:rFonts w:ascii="Calibri" w:hAnsi="Calibri"/>
-                <w:color w:val="1A1A2E"/>
-                <w:sz w:val="19"/>
-              </w:rPr>
-              <w:t>SSA</w:t>
             </w:r>
           </w:p>
         </w:tc>
@@ -5225,22 +5324,22 @@
                 <w:color w:val="1A1A2E"/>
                 <w:sz w:val="19"/>
               </w:rPr>
+              <w:t>SDU</w:t>
+            </w:r>
+          </w:p>
+        </w:tc>
+        <w:tc>
+          <w:tcPr>
+            <w:tcW w:type="dxa" w:w="1008"/>
+          </w:tcPr>
+          <w:p>
+            <w:r>
+              <w:rPr>
+                <w:rFonts w:ascii="Calibri" w:hAnsi="Calibri"/>
+                <w:color w:val="1A1A2E"/>
+                <w:sz w:val="19"/>
+              </w:rPr>
               <w:t>SBRJ</w:t>
-            </w:r>
-          </w:p>
-        </w:tc>
-        <w:tc>
-          <w:tcPr>
-            <w:tcW w:type="dxa" w:w="1008"/>
-          </w:tcPr>
-          <w:p>
-            <w:r>
-              <w:rPr>
-                <w:rFonts w:ascii="Calibri" w:hAnsi="Calibri"/>
-                <w:color w:val="1A1A2E"/>
-                <w:sz w:val="19"/>
-              </w:rPr>
-              <w:t>SDU</w:t>
             </w:r>
           </w:p>
         </w:tc>
@@ -5362,22 +5461,22 @@
                 <w:color w:val="1A1A2E"/>
                 <w:sz w:val="19"/>
               </w:rPr>
+              <w:t>CNF</w:t>
+            </w:r>
+          </w:p>
+        </w:tc>
+        <w:tc>
+          <w:tcPr>
+            <w:tcW w:type="dxa" w:w="1008"/>
+          </w:tcPr>
+          <w:p>
+            <w:r>
+              <w:rPr>
+                <w:rFonts w:ascii="Calibri" w:hAnsi="Calibri"/>
+                <w:color w:val="1A1A2E"/>
+                <w:sz w:val="19"/>
+              </w:rPr>
               <w:t>SBCF</w:t>
-            </w:r>
-          </w:p>
-        </w:tc>
-        <w:tc>
-          <w:tcPr>
-            <w:tcW w:type="dxa" w:w="1008"/>
-          </w:tcPr>
-          <w:p>
-            <w:r>
-              <w:rPr>
-                <w:rFonts w:ascii="Calibri" w:hAnsi="Calibri"/>
-                <w:color w:val="1A1A2E"/>
-                <w:sz w:val="19"/>
-              </w:rPr>
-              <w:t>CNF</w:t>
             </w:r>
           </w:p>
         </w:tc>
@@ -5499,22 +5598,22 @@
                 <w:color w:val="1A1A2E"/>
                 <w:sz w:val="19"/>
               </w:rPr>
+              <w:t>REC</w:t>
+            </w:r>
+          </w:p>
+        </w:tc>
+        <w:tc>
+          <w:tcPr>
+            <w:tcW w:type="dxa" w:w="1008"/>
+          </w:tcPr>
+          <w:p>
+            <w:r>
+              <w:rPr>
+                <w:rFonts w:ascii="Calibri" w:hAnsi="Calibri"/>
+                <w:color w:val="1A1A2E"/>
+                <w:sz w:val="19"/>
+              </w:rPr>
               <w:t>SBRF</w:t>
-            </w:r>
-          </w:p>
-        </w:tc>
-        <w:tc>
-          <w:tcPr>
-            <w:tcW w:type="dxa" w:w="1008"/>
-          </w:tcPr>
-          <w:p>
-            <w:r>
-              <w:rPr>
-                <w:rFonts w:ascii="Calibri" w:hAnsi="Calibri"/>
-                <w:color w:val="1A1A2E"/>
-                <w:sz w:val="19"/>
-              </w:rPr>
-              <w:t>REC</w:t>
             </w:r>
           </w:p>
         </w:tc>
@@ -5636,22 +5735,22 @@
                 <w:color w:val="1A1A2E"/>
                 <w:sz w:val="19"/>
               </w:rPr>
+              <w:t>FLN</w:t>
+            </w:r>
+          </w:p>
+        </w:tc>
+        <w:tc>
+          <w:tcPr>
+            <w:tcW w:type="dxa" w:w="1008"/>
+          </w:tcPr>
+          <w:p>
+            <w:r>
+              <w:rPr>
+                <w:rFonts w:ascii="Calibri" w:hAnsi="Calibri"/>
+                <w:color w:val="1A1A2E"/>
+                <w:sz w:val="19"/>
+              </w:rPr>
               <w:t>SBFL</w:t>
-            </w:r>
-          </w:p>
-        </w:tc>
-        <w:tc>
-          <w:tcPr>
-            <w:tcW w:type="dxa" w:w="1008"/>
-          </w:tcPr>
-          <w:p>
-            <w:r>
-              <w:rPr>
-                <w:rFonts w:ascii="Calibri" w:hAnsi="Calibri"/>
-                <w:color w:val="1A1A2E"/>
-                <w:sz w:val="19"/>
-              </w:rPr>
-              <w:t>FLN</w:t>
             </w:r>
           </w:p>
         </w:tc>
@@ -5773,22 +5872,22 @@
                 <w:color w:val="1A1A2E"/>
                 <w:sz w:val="19"/>
               </w:rPr>
+              <w:t>POA</w:t>
+            </w:r>
+          </w:p>
+        </w:tc>
+        <w:tc>
+          <w:tcPr>
+            <w:tcW w:type="dxa" w:w="1008"/>
+          </w:tcPr>
+          <w:p>
+            <w:r>
+              <w:rPr>
+                <w:rFonts w:ascii="Calibri" w:hAnsi="Calibri"/>
+                <w:color w:val="1A1A2E"/>
+                <w:sz w:val="19"/>
+              </w:rPr>
               <w:t>SBPA</w:t>
-            </w:r>
-          </w:p>
-        </w:tc>
-        <w:tc>
-          <w:tcPr>
-            <w:tcW w:type="dxa" w:w="1008"/>
-          </w:tcPr>
-          <w:p>
-            <w:r>
-              <w:rPr>
-                <w:rFonts w:ascii="Calibri" w:hAnsi="Calibri"/>
-                <w:color w:val="1A1A2E"/>
-                <w:sz w:val="19"/>
-              </w:rPr>
-              <w:t>POA</w:t>
             </w:r>
           </w:p>
         </w:tc>
